--- a/clinica-alma/대본/7부/7부_Latinoamerica_1-15화_통합본.docx
+++ b/clinica-alma/대본/7부/7부_Latinoamerica_1-15화_통합본.docx
@@ -14998,7 +14998,7 @@
           <w:bCs/>
           <w:b/>
         </w:rPr>
-        <w:t xml:space="preserve">/ 레스트레포(메데인 최고 성형외과의, 안드레스의 대학 친구 — 안드레스는 의대 중퇴)가 원하는 것: 안티오키아 독점 +</w:t>
+        <w:t xml:space="preserve">/ 레스트레포(메데인 최고 성형외과의, 안드레스의 대학 친구 20년 — 안드레스는 의대 중퇴)가 원하는 것: 안티오키아 독점 +</w:t>
       </w:r>
       <w:r>
         <w:rPr>
@@ -15616,7 +15616,7 @@
           <w:bCs/>
           <w:b/>
         </w:rPr>
-        <w:t xml:space="preserve">내가 감히 못 하던 말을 해 주는 것 — 30년간 네 호의를 봤다, 일곱 달 전 한 환자가 호의 때문에 코를 잃었다, 그 뒤로 난 제품이 아니라 저녁으로 호의를</w:t>
+        <w:t xml:space="preserve">내가 감히 못 하던 말을 해 주는 것 — 20년간 네 호의를 봤다, 일곱 달 전 한 환자가 호의 때문에 코를 잃었다, 그 뒤로 난 제품이 아니라 저녁으로 호의를</w:t>
       </w:r>
       <w:r>
         <w:rPr>
@@ -16660,7 +16660,7 @@
         <w:pStyle w:val="BodyText"/>
       </w:pPr>
       <w:r>
-        <w:t xml:space="preserve">ANDRES: Me preocupa encontrarlo y tener que decírselo. Llevo treinta años conociéndole.</w:t>
+        <w:t xml:space="preserve">ANDRES: Me preocupa encontrarlo y tener que decírselo. Llevo veinte años conociéndole.</w:t>
       </w:r>
     </w:p>
     <w:p>
@@ -16902,15 +16902,15 @@
         <w:pStyle w:val="BodyText"/>
       </w:pPr>
       <w:r>
-        <w:t xml:space="preserve">RESTREPO: Vos me conocés hace treinta años, Andrés.</w:t>
-      </w:r>
-    </w:p>
-    <w:p>
-      <w:pPr>
-        <w:pStyle w:val="BodyText"/>
-      </w:pPr>
-      <w:r>
-        <w:t xml:space="preserve">ANDRES: Por eso. Hace treinta años que te veo hacer favores. Y hace siete meses que una paciente perdió la nariz por un favor. No el tuyo. El de un spa. Pero un favor. Desde entonces no hago favores con productos. Los hago con cenas.</w:t>
+        <w:t xml:space="preserve">RESTREPO: Vos me conocés hace veinte años, Andrés.</w:t>
+      </w:r>
+    </w:p>
+    <w:p>
+      <w:pPr>
+        <w:pStyle w:val="BodyText"/>
+      </w:pPr>
+      <w:r>
+        <w:t xml:space="preserve">ANDRES: Por eso. Hace veinte años que te veo hacer favores. Y hace siete meses que una paciente perdió la nariz por un favor. No el tuyo. El de un spa. Pero un favor. Desde entonces no hago favores con productos. Los hago con cenas.</w:t>
       </w:r>
     </w:p>
     <w:p>
@@ -19316,7 +19316,7 @@
         <w:pStyle w:val="BodyText"/>
       </w:pPr>
       <w:r>
-        <w:t xml:space="preserve">안드레스: 찾아내고, 그걸 그 친구에게 말해야 하는 게 걱정입니다. 30년을 알고 지냈으니까요.</w:t>
+        <w:t xml:space="preserve">안드레스: 찾아내고, 그걸 그 친구에게 말해야 하는 게 걱정입니다. 20년을 알고 지냈으니까요.</w:t>
       </w:r>
     </w:p>
     <w:p>
@@ -19558,15 +19558,15 @@
         <w:pStyle w:val="BodyText"/>
       </w:pPr>
       <w:r>
-        <w:t xml:space="preserve">레스트레포: 넌 날 30년이나 알았잖아, 안드레스.</w:t>
-      </w:r>
-    </w:p>
-    <w:p>
-      <w:pPr>
-        <w:pStyle w:val="BodyText"/>
-      </w:pPr>
-      <w:r>
-        <w:t xml:space="preserve">안드레스: 그러니까. 30년 동안 네가 호의 베푸는 걸 봤어. 그리고 일곱 달 전, 한 환자가 호의 때문에 코를 잃었지. 네 호의는 아니야. 스파의 호의였지. 그래도 호의였어. 그 뒤로 난 제품으로 호의를 안 베풀어. 저녁으로 베풀지.</w:t>
+        <w:t xml:space="preserve">레스트레포: 넌 날 20년이나 알았잖아, 안드레스.</w:t>
+      </w:r>
+    </w:p>
+    <w:p>
+      <w:pPr>
+        <w:pStyle w:val="BodyText"/>
+      </w:pPr>
+      <w:r>
+        <w:t xml:space="preserve">안드레스: 그러니까. 20년 동안 네가 호의 베푸는 걸 봤어. 그리고 일곱 달 전, 한 환자가 호의 때문에 코를 잃었지. 네 호의는 아니야. 스파의 호의였지. 그래도 호의였어. 그 뒤로 난 제품으로 호의를 안 베풀어. 저녁으로 베풀지.</w:t>
       </w:r>
     </w:p>
     <w:p>
@@ -25607,7 +25607,7 @@
           <w:bCs/>
           <w:b/>
         </w:rPr>
-        <w:t xml:space="preserve">펀드가 나가면 내가 산다 — 필요하면 치아의 집(20년, 딸들이 자란 집)으로</w:t>
+        <w:t xml:space="preserve">펀드가 나가면 내가 산다 — 필요하면 치아의 집(12년, 딸들이 자라는 집)으로</w:t>
       </w:r>
       <w:r>
         <w:rPr>
@@ -27120,7 +27120,7 @@
         <w:pStyle w:val="BodyText"/>
       </w:pPr>
       <w:r>
-        <w:t xml:space="preserve">ANDRES: Con el mío. Con la casa de Chía, si hace falta. Lo he hablado con mi esposa. Me dijo: «Mejor una casa menos que una nariz más». Llevamos veinte años en esa casa. Mis hijas crecieron allí. Pero ninguna de las dos quiere una casa pagada con eso.</w:t>
+        <w:t xml:space="preserve">ANDRES: Con el mío. Con la casa de Chía, si hace falta. Lo he hablado con mi esposa. Me dijo: «Mejor una casa menos que una nariz más». Llevamos doce años en esa casa. Mis hijas han crecido allí. Pero ninguna de las dos quiere una casa pagada con eso.</w:t>
       </w:r>
     </w:p>
     <w:p>
@@ -29989,7 +29989,7 @@
         <w:pStyle w:val="BodyText"/>
       </w:pPr>
       <w:r>
-        <w:t xml:space="preserve">안드레스: 내 돈으로. 필요하면 치아의 집으로. 아내와 얘기했어. «코가 하나 더 느는 것보다 집이 하나 주는 게 낫다»고 하더군. 그 집에서 20년을 살았어. 딸들이 거기서 자랐지. 하지만 둘 다 그런 돈으로 지킨 집은 원하지 않아.</w:t>
+        <w:t xml:space="preserve">안드레스: 내 돈으로. 필요하면 치아의 집으로. 아내와 얘기했어. «코가 하나 더 느는 것보다 집이 하나 주는 게 낫다»고 하더군. 그 집에서 12년을 살았어. 딸들이 거기서 자라고 있지. 하지만 둘 다 그런 돈으로 지킨 집은 원하지 않아.</w:t>
       </w:r>
     </w:p>
     <w:p>

--- a/clinica-alma/대본/7부/7부_Latinoamerica_1-15화_통합본.docx
+++ b/clinica-alma/대본/7부/7부_Latinoamerica_1-15화_통합본.docx
@@ -62249,7 +62249,7 @@
         <w:t xml:space="preserve"> </w:t>
       </w:r>
       <w:r>
-        <w:t xml:space="preserve">장면2 — 그레고리오 마라뇬 병원 응급실, 산스 선생: 심전도·심장 효소·흉부 엑스레이 정상 — 심근경색 아님, 공황 발작, 그 밑엔 탈진 / 수면 4~5시간(여름부터), 출장 19주(</w:t>
+        <w:t xml:space="preserve">장면2 — 그레고리오 마라뇬 병원 응급실, 쿠에스타 선생: 심전도·심장 효소·흉부 엑스레이 정상 — 심근경색 아님, 공황 발작, 그 밑엔 탈진 / 수면 4~5시간(여름부터), 출장 19주(</w:t>
       </w:r>
       <w:r>
         <w:t xml:space="preserve">“</w:t>
@@ -62670,7 +62670,7 @@
           <w:bCs/>
           <w:b/>
         </w:rPr>
-        <w:t xml:space="preserve">- 등장인물: Dr. Mateo Herrera, Nerea Etxeberria, Belén(클리니카 알마 간호사, 첫 등장), Remedios(7년 단골 환자, 첫 등장), Dra. Sanz(그레고리오 마라뇬 응급의학과, 첫 등장), Javier Montoya, Sofía(16), (언급) Okja, Inés, 레메디오스의 심장내과 의사</w:t>
+        <w:t xml:space="preserve">- 등장인물: Dr. Mateo Herrera, Nerea Etxeberria, Belén(클리니카 알마 간호사, 첫 등장), Remedios(7년 단골 환자, 첫 등장), Dra. Cuesta(그레고리오 마라뇬 응급의학과, 첫 등장), Javier Montoya, Sofía(16), (언급) Okja, Inés, 레메디오스의 심장내과 의사</w:t>
       </w:r>
       <w:r>
         <w:rPr>
@@ -62726,7 +62726,7 @@
           <w:bCs/>
           <w:b/>
         </w:rPr>
-        <w:t xml:space="preserve">- tú/usted: 마테오↔네레아·벨렌 tú(벨렌은 마테오에게 usted·doctor), 레메디오스↔마테오 usted(벨렌에게 hija), 산스↔마테오·하비에르 usted, 소피아↔마테오 tú.</w:t>
+        <w:t xml:space="preserve">- tú/usted: 마테오↔네레아·벨렌 tú(벨렌은 마테오에게 usted·doctor), 레메디오스↔마테오 usted(벨렌에게 hija), 쿠에스타↔마테오·하비에르 usted, 소피아↔마테오 tú.</w:t>
       </w:r>
       <w:r>
         <w:rPr>
@@ -63267,7 +63267,7 @@
         <w:pStyle w:val="FirstParagraph"/>
       </w:pPr>
       <w:r>
-        <w:t xml:space="preserve">SANZ: Doctor Herrera, soy la doctora Sanz, de urgencias. Ya tenemos los resultados.</w:t>
+        <w:t xml:space="preserve">CUESTA: Doctor Herrera, soy la doctora Cuesta, de urgencias. Ya tenemos los resultados.</w:t>
       </w:r>
     </w:p>
     <w:p>
@@ -63283,7 +63283,7 @@
         <w:pStyle w:val="BodyText"/>
       </w:pPr>
       <w:r>
-        <w:t xml:space="preserve">SANZ: Por eso se lo voy a decir sin rodeos. El electrocardiograma es normal. Las enzimas cardíacas, normales. La radiografía, normal. No es un infarto.</w:t>
+        <w:t xml:space="preserve">CUESTA: Por eso se lo voy a decir sin rodeos. El electrocardiograma es normal. Las enzimas cardíacas, normales. La radiografía, normal. No es un infarto.</w:t>
       </w:r>
     </w:p>
     <w:p>
@@ -63299,7 +63299,7 @@
         <w:pStyle w:val="BodyText"/>
       </w:pPr>
       <w:r>
-        <w:t xml:space="preserve">SANZ: Pero no es nada tampoco. Taquicardia, sudor, falta de aire, temblor. Una crisis de ansiedad. Y debajo, lo que la causa.</w:t>
+        <w:t xml:space="preserve">CUESTA: Pero no es nada tampoco. Taquicardia, sudor, falta de aire, temblor. Una crisis de ansiedad. Y debajo, lo que la causa.</w:t>
       </w:r>
     </w:p>
     <w:p>
@@ -63315,7 +63315,7 @@
         <w:pStyle w:val="BodyText"/>
       </w:pPr>
       <w:r>
-        <w:t xml:space="preserve">SANZ: Agotamiento. ¿Cuántas horas duerme?</w:t>
+        <w:t xml:space="preserve">CUESTA: Agotamiento. ¿Cuántas horas duerme?</w:t>
       </w:r>
     </w:p>
     <w:p>
@@ -63331,7 +63331,7 @@
         <w:pStyle w:val="BodyText"/>
       </w:pPr>
       <w:r>
-        <w:t xml:space="preserve">SANZ: ¿Desde cuándo?</w:t>
+        <w:t xml:space="preserve">CUESTA: ¿Desde cuándo?</w:t>
       </w:r>
     </w:p>
     <w:p>
@@ -63347,7 +63347,7 @@
         <w:pStyle w:val="BodyText"/>
       </w:pPr>
       <w:r>
-        <w:t xml:space="preserve">SANZ: ¿Cuántas semanas ha pasado fuera de casa este año?</w:t>
+        <w:t xml:space="preserve">CUESTA: ¿Cuántas semanas ha pasado fuera de casa este año?</w:t>
       </w:r>
     </w:p>
     <w:p>
@@ -63371,7 +63371,7 @@
         <w:pStyle w:val="BodyText"/>
       </w:pPr>
       <w:r>
-        <w:t xml:space="preserve">SANZ: Doctor, le voy a decir lo que les digo a mis residentes. El corazón no está roto. Pero le ha mandado un aviso. El segundo aviso suele ser peor. Y el tercero lo firmo yo en otra planta.</w:t>
+        <w:t xml:space="preserve">CUESTA: Doctor, le voy a decir lo que les digo a mis residentes. El corazón no está roto. Pero le ha mandado un aviso. El segundo aviso suele ser peor. Y el tercero lo firmo yo en otra planta.</w:t>
       </w:r>
     </w:p>
     <w:p>
@@ -63387,7 +63387,7 @@
         <w:pStyle w:val="BodyText"/>
       </w:pPr>
       <w:r>
-        <w:t xml:space="preserve">SANZ: No, no lo ha entendido. Usted es médico. Los médicos entienden a los demás. A sí mismos, nunca. Yo tampoco, por cierto. Le doy la baja dos semanas. Mínimo. Sin teléfono de trabajo. Ni en Navidad.</w:t>
+        <w:t xml:space="preserve">CUESTA: No, no lo ha entendido. Usted es médico. Los médicos entienden a los demás. A sí mismos, nunca. Yo tampoco, por cierto. Le doy la baja dos semanas. Mínimo. Sin teléfono de trabajo. Ni en Navidad.</w:t>
       </w:r>
     </w:p>
     <w:p>
@@ -63403,7 +63403,7 @@
         <w:pStyle w:val="BodyText"/>
       </w:pPr>
       <w:r>
-        <w:t xml:space="preserve">SANZ: Entonces que la lea otro. ¿Tiene socio?</w:t>
+        <w:t xml:space="preserve">CUESTA: Entonces que la lea otro. ¿Tiene socio?</w:t>
       </w:r>
     </w:p>
     <w:p>
@@ -63419,7 +63419,7 @@
         <w:pStyle w:val="BodyText"/>
       </w:pPr>
       <w:r>
-        <w:t xml:space="preserve">SANZ: Pues usted lee la carta de Corea. Él duerme.</w:t>
+        <w:t xml:space="preserve">CUESTA: Pues usted lee la carta de Corea. Él duerme.</w:t>
       </w:r>
     </w:p>
     <w:p>
@@ -63435,7 +63435,7 @@
         <w:pStyle w:val="BodyText"/>
       </w:pPr>
       <w:r>
-        <w:t xml:space="preserve">SANZ: Hoy no. Es un aviso a tiempo. Lo grave es no hacerle caso. Lo veo cada semana en hombres de cincuenta años que creen que pueden con todo. Y suelen llegar aquí un jueves, entre dos pacientes.</w:t>
+        <w:t xml:space="preserve">CUESTA: Hoy no. Es un aviso a tiempo. Lo grave es no hacerle caso. Lo veo cada semana en hombres de cincuenta años que creen que pueden con todo. Y suelen llegar aquí un jueves, entre dos pacientes.</w:t>
       </w:r>
     </w:p>
     <w:p>
@@ -63451,7 +63451,7 @@
         <w:pStyle w:val="BodyText"/>
       </w:pPr>
       <w:r>
-        <w:t xml:space="preserve">SANZ: Entonces ya sabe cómo termina. Doctor Herrera, le dejo con su socio. Vuelvo en una hora con el informe. Y sin teléfono.</w:t>
+        <w:t xml:space="preserve">CUESTA: Entonces ya sabe cómo termina. Doctor Herrera, le dejo con su socio. Vuelvo en una hora con el informe. Y sin teléfono.</w:t>
       </w:r>
     </w:p>
     <w:p>
@@ -63467,7 +63467,7 @@
         <w:pStyle w:val="BodyText"/>
       </w:pPr>
       <w:r>
-        <w:t xml:space="preserve">SANZ: No hay «y si». Hay dos semanas. Feliz Navidad.</w:t>
+        <w:t xml:space="preserve">CUESTA: No hay «y si». Hay dos semanas. Feliz Navidad.</w:t>
       </w:r>
     </w:p>
     <w:p>
@@ -65873,7 +65873,7 @@
         <w:pStyle w:val="FirstParagraph"/>
       </w:pPr>
       <w:r>
-        <w:t xml:space="preserve">산스: 에레라 선생님, 응급의학과 산스입니다. 결과 나왔어요.</w:t>
+        <w:t xml:space="preserve">쿠에스타: 에레라 선생님, 응급의학과 쿠에스타입니다. 결과 나왔어요.</w:t>
       </w:r>
     </w:p>
     <w:p>
@@ -65889,7 +65889,7 @@
         <w:pStyle w:val="BodyText"/>
       </w:pPr>
       <w:r>
-        <w:t xml:space="preserve">산스: 그래서 돌려 말하지 않을게요. 심전도 정상. 심장 효소 정상. 흉부 엑스레이 정상. 심근경색이 아니에요.</w:t>
+        <w:t xml:space="preserve">쿠에스타: 그래서 돌려 말하지 않을게요. 심전도 정상. 심장 효소 정상. 흉부 엑스레이 정상. 심근경색이 아니에요.</w:t>
       </w:r>
     </w:p>
     <w:p>
@@ -65905,7 +65905,7 @@
         <w:pStyle w:val="BodyText"/>
       </w:pPr>
       <w:r>
-        <w:t xml:space="preserve">산스: 하지만 아무것도 아닌 것도 아니에요. 빈맥, 땀, 호흡 곤란, 떨림. 공황 발작이에요. 그리고 그 밑에, 그걸 일으킨 것.</w:t>
+        <w:t xml:space="preserve">쿠에스타: 하지만 아무것도 아닌 것도 아니에요. 빈맥, 땀, 호흡 곤란, 떨림. 공황 발작이에요. 그리고 그 밑에, 그걸 일으킨 것.</w:t>
       </w:r>
     </w:p>
     <w:p>
@@ -65921,7 +65921,7 @@
         <w:pStyle w:val="BodyText"/>
       </w:pPr>
       <w:r>
-        <w:t xml:space="preserve">산스: 탈진이요. 몇 시간 주무세요?</w:t>
+        <w:t xml:space="preserve">쿠에스타: 탈진이요. 몇 시간 주무세요?</w:t>
       </w:r>
     </w:p>
     <w:p>
@@ -65937,7 +65937,7 @@
         <w:pStyle w:val="BodyText"/>
       </w:pPr>
       <w:r>
-        <w:t xml:space="preserve">산스: 언제부터요?</w:t>
+        <w:t xml:space="preserve">쿠에스타: 언제부터요?</w:t>
       </w:r>
     </w:p>
     <w:p>
@@ -65953,7 +65953,7 @@
         <w:pStyle w:val="BodyText"/>
       </w:pPr>
       <w:r>
-        <w:t xml:space="preserve">산스: 올해 몇 주를 집 밖에서 보내셨어요?</w:t>
+        <w:t xml:space="preserve">쿠에스타: 올해 몇 주를 집 밖에서 보내셨어요?</w:t>
       </w:r>
     </w:p>
     <w:p>
@@ -65977,7 +65977,7 @@
         <w:pStyle w:val="BodyText"/>
       </w:pPr>
       <w:r>
-        <w:t xml:space="preserve">산스: 선생님, 제 전공의들에게 하는 말을 할게요. 심장은 망가지지 않았어요. 하지만 경고를 보냈어요. 두 번째 경고는 보통 더 나빠요. 세 번째는 제가 다른 층에서 서명하게 되죠.</w:t>
+        <w:t xml:space="preserve">쿠에스타: 선생님, 제 전공의들에게 하는 말을 할게요. 심장은 망가지지 않았어요. 하지만 경고를 보냈어요. 두 번째 경고는 보통 더 나빠요. 세 번째는 제가 다른 층에서 서명하게 되죠.</w:t>
       </w:r>
     </w:p>
     <w:p>
@@ -65993,7 +65993,7 @@
         <w:pStyle w:val="BodyText"/>
       </w:pPr>
       <w:r>
-        <w:t xml:space="preserve">산스: 아니요, 모르세요. 선생님은 의사예요. 의사들은 남은 이해해도 자기 자신은 절대 이해 못 해요. 저도 마찬가지고요. 2주 병가를 드릴게요. 최소한. 업무용 전화 없이. 크리스마스에도요.</w:t>
+        <w:t xml:space="preserve">쿠에스타: 아니요, 모르세요. 선생님은 의사예요. 의사들은 남은 이해해도 자기 자신은 절대 이해 못 해요. 저도 마찬가지고요. 2주 병가를 드릴게요. 최소한. 업무용 전화 없이. 크리스마스에도요.</w:t>
       </w:r>
     </w:p>
     <w:p>
@@ -66009,7 +66009,7 @@
         <w:pStyle w:val="BodyText"/>
       </w:pPr>
       <w:r>
-        <w:t xml:space="preserve">산스: 그럼 다른 사람이 읽으면 되죠. 동업자 있으세요?</w:t>
+        <w:t xml:space="preserve">쿠에스타: 그럼 다른 사람이 읽으면 되죠. 동업자 있으세요?</w:t>
       </w:r>
     </w:p>
     <w:p>
@@ -66025,7 +66025,7 @@
         <w:pStyle w:val="BodyText"/>
       </w:pPr>
       <w:r>
-        <w:t xml:space="preserve">산스: 그럼 한국 편지는 당신이 읽으세요. 이분은 자고요.</w:t>
+        <w:t xml:space="preserve">쿠에스타: 그럼 한국 편지는 당신이 읽으세요. 이분은 자고요.</w:t>
       </w:r>
     </w:p>
     <w:p>
@@ -66041,7 +66041,7 @@
         <w:pStyle w:val="BodyText"/>
       </w:pPr>
       <w:r>
-        <w:t xml:space="preserve">산스: 오늘은 아니에요. 제때 온 경고예요. 심각한 건 그걸 무시하는 거죠. 다 할 수 있다고 믿는 쉰 살 남자들을 매주 봐요. 그리고 대개 목요일에, 환자 두 명 사이에 여기 오죠.</w:t>
+        <w:t xml:space="preserve">쿠에스타: 오늘은 아니에요. 제때 온 경고예요. 심각한 건 그걸 무시하는 거죠. 다 할 수 있다고 믿는 쉰 살 남자들을 매주 봐요. 그리고 대개 목요일에, 환자 두 명 사이에 여기 오죠.</w:t>
       </w:r>
     </w:p>
     <w:p>
@@ -66057,7 +66057,7 @@
         <w:pStyle w:val="BodyText"/>
       </w:pPr>
       <w:r>
-        <w:t xml:space="preserve">산스: 그럼 어떻게 끝나는지 아시겠네요. 에레라 선생님, 동업자분과 계세요. 한 시간 뒤에 소견서 들고 올게요. 그리고 전화는 안 돼요.</w:t>
+        <w:t xml:space="preserve">쿠에스타: 그럼 어떻게 끝나는지 아시겠네요. 에레라 선생님, 동업자분과 계세요. 한 시간 뒤에 소견서 들고 올게요. 그리고 전화는 안 돼요.</w:t>
       </w:r>
     </w:p>
     <w:p>
@@ -66073,7 +66073,7 @@
         <w:pStyle w:val="BodyText"/>
       </w:pPr>
       <w:r>
-        <w:t xml:space="preserve">산스:</w:t>
+        <w:t xml:space="preserve">쿠에스타:</w:t>
       </w:r>
       <w:r>
         <w:t xml:space="preserve"> </w:t>
@@ -68851,7 +68851,7 @@
         <w:pStyle w:val="BodyText"/>
       </w:pPr>
       <w:r>
-        <w:t xml:space="preserve">JAVIER: Por eso el lunes. Ni un día antes. La doctora Sanz lo dejó claro.</w:t>
+        <w:t xml:space="preserve">JAVIER: Por eso el lunes. Ni un día antes. La doctora Cuesta lo dejó claro.</w:t>
       </w:r>
     </w:p>
     <w:p>
@@ -71536,7 +71536,7 @@
         <w:pStyle w:val="BodyText"/>
       </w:pPr>
       <w:r>
-        <w:t xml:space="preserve">하비에르: 그래서 월요일이야. 하루도 일찍은 안 돼. 산스 선생님이 분명히 말했어.</w:t>
+        <w:t xml:space="preserve">하비에르: 그래서 월요일이야. 하루도 일찍은 안 돼. 쿠에스타 선생님이 분명히 말했어.</w:t>
       </w:r>
     </w:p>
     <w:p>

--- a/clinica-alma/대본/7부/7부_Latinoamerica_1-15화_통합본.docx
+++ b/clinica-alma/대본/7부/7부_Latinoamerica_1-15화_통합본.docx
@@ -15165,7 +15165,7 @@
           <w:bCs/>
           <w:b/>
         </w:rPr>
-        <w:t xml:space="preserve">— 동료끼리의 ’호의’로 제품을 구해 주는 사실상 2차 유통사 / 로레나: 스페인의 2차 유통사(파코·쇼안·야이사) — 계약·월 명단·감사,</w:t>
+        <w:t xml:space="preserve">— 동료끼리의 ’호의’로 제품을 구해 주는 사실상 2차 유통사 / 로레나: 스페인의 2차 유통사(파코·숑·야이사) — 계약·월 명단·감사,</w:t>
       </w:r>
       <w:r>
         <w:rPr>
@@ -19043,7 +19043,7 @@
         <w:pStyle w:val="BodyText"/>
       </w:pPr>
       <w:r>
-        <w:t xml:space="preserve">로레나: 스페인에도 2차 유통사가 있어요. 안달루시아의 파코, 갈리시아의 쇼안, 카나리아의 야이사. 그분들도 친구예요. 하지만 계약서에 서명하고, 매달 의사 명단을 보내고, 감사를 받아요. 그리고 누가 실수하면, 제가 알아내기 전에 먼저 말해 줘요.</w:t>
+        <w:t xml:space="preserve">로레나: 스페인에도 2차 유통사가 있어요. 안달루시아의 파코, 갈리시아의 숑, 카나리아의 야이사. 그분들도 친구예요. 하지만 계약서에 서명하고, 매달 의사 명단을 보내고, 감사를 받아요. 그리고 누가 실수하면, 제가 알아내기 전에 먼저 말해 줘요.</w:t>
       </w:r>
     </w:p>
     <w:p>
@@ -71991,7 +71991,7 @@
           <w:bCs/>
           <w:b/>
         </w:rPr>
-        <w:t xml:space="preserve">장면2 — 로시오의 위험 페이지 세 번째 문장 «Quien no está en la mesa, no manda nada»(다온 이사회) / 스페인 계약 3조: 3월 통보 시 독점은 이듬해 종료 / 네트워크(파코·쇼안·야이사·마리사 보스크) 연쇄 — 알마로 먹고사는 200명 / 필라르: 창고, 온도, 의사 이름 붙은 로트 기록 3만 4천 / 11조: 고객 데이터 공유, 무과실 종료 시 고객 보상 —</w:t>
+        <w:t xml:space="preserve">장면2 — 로시오의 위험 페이지 세 번째 문장 «Quien no está en la mesa, no manda nada»(다온 이사회) / 스페인 계약 3조: 3월 통보 시 독점은 이듬해 종료 / 네트워크(파코·숑·야이사·마리사 보스크) 연쇄 — 알마로 먹고사는 200명 / 필라르: 창고, 온도, 의사 이름 붙은 로트 기록 3만 4천 / 11조: 고객 데이터 공유, 무과실 종료 시 고객 보상 —</w:t>
       </w:r>
       <w:r>
         <w:rPr>
@@ -73164,7 +73164,7 @@
           <w:bCs/>
           <w:b/>
         </w:rPr>
-        <w:t xml:space="preserve">네트워크 연쇄(파코·쇼안·야이사)</w:t>
+        <w:t xml:space="preserve">네트워크 연쇄(파코·숑·야이사)</w:t>
       </w:r>
       <w:r>
         <w:t xml:space="preserve">(→8부 7화 공개 서한) ·</w:t>
@@ -76444,7 +76444,7 @@
         <w:pStyle w:val="BodyText"/>
       </w:pPr>
       <w:r>
-        <w:t xml:space="preserve">로레나: 네트워크는요? 파코, 쇼안, 야이사, 마리사 보스크. 그분들 계약은 우리 계약에 달려 있어요.</w:t>
+        <w:t xml:space="preserve">로레나: 네트워크는요? 파코, 숑, 야이사, 마리사 보스크. 그분들 계약은 우리 계약에 달려 있어요.</w:t>
       </w:r>
     </w:p>
     <w:p>
